--- a/documents/full_test.docx
+++ b/documents/full_test.docx
@@ -250,6 +250,10 @@
       <w:docGrid w:linePitch="360"/>
     </w:sectPr>
   </w:body>
+  <w:settings>
+    <w:trackRevisions/>
+    <w:documentProtection w:edit="trackedChanges"/>
+  </w:settings>
 </w:document>
 </file>
 
